--- a/ArduinoIDE/_Project/SoundSensor/音量感測器教學.docx
+++ b/ArduinoIDE/_Project/SoundSensor/音量感測器教學.docx
@@ -2,6 +2,186 @@
 <file path=word/document.xml><?xml version="1.0" encoding="utf-8"?>
 <w:document xmlns:wpc="http://schemas.microsoft.com/office/word/2010/wordprocessingCanvas" xmlns:cx="http://schemas.microsoft.com/office/drawing/2014/chartex" xmlns:mc="http://schemas.openxmlformats.org/markup-compatibility/2006" xmlns:o="urn:schemas-microsoft-com:office:office" xmlns:r="http://schemas.openxmlformats.org/officeDocument/2006/relationships" xmlns:m="http://schemas.openxmlformats.org/officeDocument/2006/math" xmlns:v="urn:schemas-microsoft-com:vml" xmlns:wp14="http://schemas.microsoft.com/office/word/2010/wordprocessingDrawing" xmlns:wp="http://schemas.openxmlformats.org/drawingml/2006/wordprocessingDrawing" xmlns:w10="urn:schemas-microsoft-com:office:word" xmlns:w="http://schemas.openxmlformats.org/wordprocessingml/2006/main" xmlns:w14="http://schemas.microsoft.com/office/word/2010/wordml" xmlns:w15="http://schemas.microsoft.com/office/word/2012/wordml" xmlns:w16se="http://schemas.microsoft.com/office/word/2015/wordml/symex" xmlns:wpg="http://schemas.microsoft.com/office/word/2010/wordprocessingGroup" xmlns:wpi="http://schemas.microsoft.com/office/word/2010/wordprocessingInk" xmlns:wne="http://schemas.microsoft.com/office/word/2006/wordml" xmlns:wps="http://schemas.microsoft.com/office/word/2010/wordprocessingShape" mc:Ignorable="w14 w15 w16se wp14">
   <w:body>
+    <w:p>
+      <w:r>
+        <w:rPr>
+          <w:rFonts w:hint="eastAsia"/>
+        </w:rPr>
+        <w:t>教室</w:t>
+      </w:r>
+      <w:r>
+        <w:rPr>
+          <w:rFonts w:hint="eastAsia"/>
+        </w:rPr>
+        <w:t>分</w:t>
+      </w:r>
+      <w:r>
+        <w:t>貝機</w:t>
+      </w:r>
+    </w:p>
+    <w:p>
+      <w:r>
+        <w:rPr>
+          <w:rFonts w:hint="eastAsia"/>
+        </w:rPr>
+        <w:t>注</w:t>
+      </w:r>
+      <w:r>
+        <w:t>意</w:t>
+      </w:r>
+      <w:r>
+        <w:rPr>
+          <w:rFonts w:hint="eastAsia"/>
+        </w:rPr>
+        <w:t>！</w:t>
+      </w:r>
+      <w:r>
+        <w:t>不</w:t>
+      </w:r>
+      <w:r>
+        <w:rPr>
+          <w:rFonts w:hint="eastAsia"/>
+        </w:rPr>
+        <w:t>要</w:t>
+      </w:r>
+      <w:r>
+        <w:t>吵！</w:t>
+      </w:r>
+      <w:r>
+        <w:rPr>
+          <w:rFonts w:hint="eastAsia"/>
+        </w:rPr>
+        <w:t>老</w:t>
+      </w:r>
+      <w:r>
+        <w:t>師不在，</w:t>
+      </w:r>
+      <w:r>
+        <w:rPr>
+          <w:rFonts w:hint="eastAsia"/>
+        </w:rPr>
+        <w:t>班長</w:t>
+      </w:r>
+      <w:r>
+        <w:t>喊破</w:t>
+      </w:r>
+      <w:r>
+        <w:rPr>
+          <w:rFonts w:hint="eastAsia"/>
+        </w:rPr>
+        <w:t>喉嚨也沒</w:t>
+      </w:r>
+      <w:r>
+        <w:t>用啊！</w:t>
+      </w:r>
+    </w:p>
+    <w:p>
+      <w:r>
+        <w:rPr>
+          <w:rFonts w:hint="eastAsia"/>
+        </w:rPr>
+        <w:t>有</w:t>
+      </w:r>
+      <w:r>
+        <w:t>了教室</w:t>
+      </w:r>
+      <w:r>
+        <w:rPr>
+          <w:rFonts w:hint="eastAsia"/>
+        </w:rPr>
+        <w:t>分</w:t>
+      </w:r>
+      <w:r>
+        <w:t>貝機</w:t>
+      </w:r>
+      <w:r>
+        <w:rPr>
+          <w:rFonts w:hint="eastAsia"/>
+        </w:rPr>
+        <w:t>，</w:t>
+      </w:r>
+      <w:r>
+        <w:t>小</w:t>
+      </w:r>
+      <w:bookmarkStart w:id="0" w:name="_GoBack"/>
+      <w:bookmarkEnd w:id="0"/>
+      <w:r>
+        <w:t>朋</w:t>
+      </w:r>
+      <w:r>
+        <w:rPr>
+          <w:rFonts w:hint="eastAsia"/>
+        </w:rPr>
+        <w:t>友太吵</w:t>
+      </w:r>
+      <w:r>
+        <w:t>，</w:t>
+      </w:r>
+      <w:r>
+        <w:rPr>
+          <w:rFonts w:hint="eastAsia"/>
+        </w:rPr>
+        <w:t>分</w:t>
+      </w:r>
+      <w:r>
+        <w:t>貝機</w:t>
+      </w:r>
+      <w:r>
+        <w:rPr>
+          <w:rFonts w:hint="eastAsia"/>
+        </w:rPr>
+        <w:t>就</w:t>
+      </w:r>
+      <w:r>
+        <w:t>可以</w:t>
+      </w:r>
+      <w:r>
+        <w:rPr>
+          <w:rFonts w:hint="eastAsia"/>
+        </w:rPr>
+        <w:t>用</w:t>
+      </w:r>
+      <w:r>
+        <w:t>燈光顏色提醒</w:t>
+      </w:r>
+      <w:r>
+        <w:rPr>
+          <w:rFonts w:hint="eastAsia"/>
+        </w:rPr>
+        <w:t>。</w:t>
+      </w:r>
+    </w:p>
+    <w:p>
+      <w:pPr>
+        <w:rPr>
+          <w:rFonts w:hint="eastAsia"/>
+        </w:rPr>
+      </w:pPr>
+      <w:r>
+        <w:rPr>
+          <w:rFonts w:hint="eastAsia"/>
+        </w:rPr>
+        <w:t>還</w:t>
+      </w:r>
+      <w:r>
+        <w:t>能</w:t>
+      </w:r>
+      <w:r>
+        <w:rPr>
+          <w:rFonts w:hint="eastAsia"/>
+        </w:rPr>
+        <w:t>在</w:t>
+      </w:r>
+      <w:r>
+        <w:t>老師回教室後，看到電腦顯示小朋友不乖訊息</w:t>
+      </w:r>
+      <w:r>
+        <w:rPr>
+          <w:rFonts w:hint="eastAsia"/>
+        </w:rPr>
+        <w:t>~</w:t>
+      </w:r>
+    </w:p>
     <w:p>
       <w:r>
         <w:rPr>
@@ -51,13 +231,7 @@
         </w:drawing>
       </w:r>
     </w:p>
-    <w:p>
-      <w:pPr>
-        <w:rPr>
-          <w:rFonts w:hint="eastAsia"/>
-        </w:rPr>
-      </w:pPr>
-    </w:p>
+    <w:p/>
     <w:p>
       <w:r>
         <w:rPr>
@@ -159,11 +333,6 @@
     </w:p>
     <w:p/>
     <w:p>
-      <w:pPr>
-        <w:rPr>
-          <w:rFonts w:hint="eastAsia"/>
-        </w:rPr>
-      </w:pPr>
       <w:r>
         <w:rPr>
           <w:noProof/>
@@ -212,8 +381,6 @@
           </wp:inline>
         </w:drawing>
       </w:r>
-      <w:bookmarkStart w:id="0" w:name="_GoBack"/>
-      <w:bookmarkEnd w:id="0"/>
     </w:p>
     <w:sectPr>
       <w:pgSz w:w="11906" w:h="16838"/>
